--- a/roteiros/ney-matogrosso/Ney.docx
+++ b/roteiros/ney-matogrosso/Ney.docx
@@ -1311,7 +1311,7 @@
         <w:rPr>
           <w:color w:val="000000"/>
         </w:rPr>
-        <w:t>Ney não tinha o vírus. Mas o amigo não queria passar por aquilo sozinho.</w:t>
+        <w:t>Ney não tinha o vírus. E, mesmo assim, o amigo fazia esse pedido.</w:t>
       </w:r>
     </w:p>
     <w:p>
@@ -1335,7 +1335,7 @@
         <w:rPr>
           <w:color w:val="C00000"/>
         </w:rPr>
-        <w:t>E, enquanto o Brasil chorava Cazuza, Ney vivia um drama ainda maior. Escondido de quase todo mundo. Porque, naquele mesmo período, a doença tinha chegado ao homem que ele mais amou na vida.</w:t>
+        <w:t>E, enquanto o Brasil chorava Cazuza, Ney vivia um drama ainda maior dentro de casa. Porque, naquele mesmo período, a doença tinha chegado ao homem que ele mais amou na vida.</w:t>
       </w:r>
     </w:p>
     <w:p>
@@ -1415,7 +1415,7 @@
         <w:rPr>
           <w:color w:val="000000"/>
         </w:rPr>
-        <w:t>E montou ali uma enfermaria. Com cama, remédios e cuidados de hospital.</w:t>
+        <w:t>E montou ali uma enfermaria. Com cama de hospital e remédios ao lado.</w:t>
       </w:r>
     </w:p>
     <w:p>
@@ -1431,7 +1431,7 @@
         <w:rPr>
           <w:color w:val="000000"/>
         </w:rPr>
-        <w:t>Durante meses, Ney viu Marco perder as forças. Pouco a pouco. Sem poder fazer nada para impedir.</w:t>
+        <w:t>Ney viu Marco perder as forças. Pouco a pouco. Sem poder fazer nada para impedir.</w:t>
       </w:r>
     </w:p>
     <w:p>
@@ -1447,7 +1447,7 @@
         <w:rPr>
           <w:color w:val="C00000"/>
         </w:rPr>
-        <w:t>Até que chegou a noite que Ney levou décadas para conseguir contar. A noite em que ele percebeu que Marco estava lutando para continuar vivo só por causa dele.</w:t>
+        <w:t>Até que chegou uma noite que Ney nunca esqueceu. A noite em que ele sentiu que Marco estava se esforçando demais para continuar ali.</w:t>
       </w:r>
     </w:p>
     <w:p>
@@ -1495,7 +1495,15 @@
         <w:rPr>
           <w:color w:val="000000"/>
         </w:rPr>
-        <w:t>Quando lembra daquela noite, Ney fala com calma. Mas quem ouve a história entende o tamanho da perda.</w:t>
+        <w:t>O homem que enfrentou a ditadura com o corpo pintado não conseguiu enfrentar aquela doença. Ninguém conseguia.</w:t>
+      </w:r>
+    </w:p>
+    <w:p>
+      <w:r>
+        <w:rPr>
+          <w:color w:val="C00000"/>
+        </w:rPr>
+        <w:t>E ela ainda não tinha terminado com ele. Porque, nos anos seguintes, as más notícias continuaram chegando. Um amigo atrás do outro. Até que houve uma semana que Ney nunca mais conseguiu esquecer.</w:t>
       </w:r>
     </w:p>
     <w:p>
@@ -1503,7 +1511,31 @@
         <w:rPr>
           <w:color w:val="000000"/>
         </w:rPr>
-        <w:t>O homem que enfrentou a ditadura com o corpo pintado não conseguiu enfrentar aquela doença. Ninguém conseguia.</w:t>
+        <w:t>Lá no começo desta história, ficou guardado um número. Três enterros numa única semana.</w:t>
+      </w:r>
+    </w:p>
+    <w:p>
+      <w:r>
+        <w:rPr>
+          <w:color w:val="000000"/>
+        </w:rPr>
+        <w:t>Foi nessa época que eles aconteceram.</w:t>
+      </w:r>
+    </w:p>
+    <w:p>
+      <w:r>
+        <w:rPr>
+          <w:color w:val="000000"/>
+        </w:rPr>
+        <w:t>A AIDS estava levando embora quase todo o círculo de amigos de Ney. Um depois do outro. E houve uma semana em que ele precisou ir ao cemitério três vezes.</w:t>
+      </w:r>
+    </w:p>
+    <w:p>
+      <w:r>
+        <w:rPr>
+          <w:color w:val="000000"/>
+        </w:rPr>
+        <w:t>Três vezes em poucos dias, ele se despediu de alguém que amava.</w:t>
       </w:r>
     </w:p>
     <w:p>
@@ -1511,7 +1543,911 @@
         <w:rPr>
           <w:color w:val="C00000"/>
         </w:rPr>
-        <w:t>E ela ainda não tinha terminado com ele. Porque, nos anos seguintes, os telefonemas continuaram chegando. Um amigo atrás do outro. Até que houve uma semana que Ney nunca mais conseguiu esquecer.</w:t>
+        <w:t>Um dos que se foram nesse período era alguém que estava ao lado de Ney todos os dias. Uma pessoa que fazia parte da rotina dele e da casa dele.</w:t>
+      </w:r>
+    </w:p>
+    <w:p>
+      <w:r>
+        <w:rPr>
+          <w:color w:val="000000"/>
+        </w:rPr>
+        <w:t>Era o secretário dele, Luisinho.</w:t>
+      </w:r>
+    </w:p>
+    <w:p>
+      <w:r>
+        <w:rPr>
+          <w:color w:val="000000"/>
+        </w:rPr>
+        <w:t>Muitos anos depois, quando falou daquela fase, Ney resumiu tudo numa frase curta. Disse que todos os amigos dele foram levados de uma vez só.</w:t>
+      </w:r>
+    </w:p>
+    <w:p>
+      <w:r>
+        <w:rPr>
+          <w:color w:val="000000"/>
+        </w:rPr>
+        <w:t>O menino que chorou dois dias, em Bela Vista, com medo da morte, agora vivia cercado por ela.</w:t>
+      </w:r>
+    </w:p>
+    <w:p>
+      <w:r>
+        <w:rPr>
+          <w:color w:val="C00000"/>
+        </w:rPr>
+        <w:t>E, com o tempo, começou a circular pelo Brasil um boato estranho sobre o próprio Ney. Uma história que muita gente repetiu. E que tinha a ver com o fato de ele continuar vivo.</w:t>
+      </w:r>
+    </w:p>
+    <w:p>
+      <w:r>
+        <w:rPr>
+          <w:color w:val="000000"/>
+        </w:rPr>
+        <w:t>Dizia-se que Ney Matogrosso tinha sido estudado por cientistas.</w:t>
+      </w:r>
+    </w:p>
+    <w:p>
+      <w:r>
+        <w:rPr>
+          <w:color w:val="000000"/>
+        </w:rPr>
+        <w:t>Que o corpo dele teria alguma proteção especial contra o vírus.</w:t>
+      </w:r>
+    </w:p>
+    <w:p>
+      <w:r>
+        <w:rPr>
+          <w:color w:val="000000"/>
+        </w:rPr>
+        <w:t>Ney desmentiu. Disse que ninguém tinha estudado ele e que aquilo era boato.</w:t>
+      </w:r>
+    </w:p>
+    <w:p>
+      <w:r>
+        <w:rPr>
+          <w:color w:val="000000"/>
+        </w:rPr>
+        <w:t>E deu uma explicação muito mais simples. Disse que não ia acreditar que era imune. Achava que tinha dado sorte.</w:t>
+      </w:r>
+    </w:p>
+    <w:p>
+      <w:r>
+        <w:rPr>
+          <w:color w:val="000000"/>
+        </w:rPr>
+        <w:t>Sorte. Foi a palavra que ele escolheu para explicar por que tinha sobrevivido, enquanto quase todos à volta dele morriam.</w:t>
+      </w:r>
+    </w:p>
+    <w:p>
+      <w:r>
+        <w:rPr>
+          <w:color w:val="C00000"/>
+        </w:rPr>
+        <w:t>E foi justamente aí, depois de tanta dor, que Ney Matogrosso tomou a decisão que ia marcar o resto da vida dele. Ele não ia se trancar em casa. Nem parar de cantar.</w:t>
+      </w:r>
+    </w:p>
+    <w:p>
+      <w:r>
+        <w:rPr>
+          <w:color w:val="000000"/>
+        </w:rPr>
+        <w:t>Nos anos noventa, ele seguiu gravando e fazendo shows pelo país inteiro.</w:t>
+      </w:r>
+    </w:p>
+    <w:p>
+      <w:r>
+        <w:rPr>
+          <w:color w:val="000000"/>
+        </w:rPr>
+        <w:t>Mudou o figurino e a maquiagem. Deixou de lado as penas e os chifres dos anos setenta. Mas continuou provocando do jeito dele.</w:t>
+      </w:r>
+    </w:p>
+    <w:p>
+      <w:r>
+        <w:rPr>
+          <w:color w:val="000000"/>
+        </w:rPr>
+        <w:t>E continuou vivendo do jeito que queria. Sem pedir licença a ninguém.</w:t>
+      </w:r>
+    </w:p>
+    <w:p>
+      <w:r>
+        <w:rPr>
+          <w:color w:val="C00000"/>
+        </w:rPr>
+        <w:t>Décadas mais tarde, numa entrevista em dois mil e vinte e quatro, Ney fez revelações sobre a própria vida que deixaram muita gente de boca aberta. Falou de experiências que a maioria dos artistas da geração dele prefere esconder.</w:t>
+      </w:r>
+    </w:p>
+    <w:p>
+      <w:r>
+        <w:rPr>
+          <w:color w:val="000000"/>
+        </w:rPr>
+        <w:t>Contou que tinha tomado LSD mais de vinte vezes.</w:t>
+      </w:r>
+    </w:p>
+    <w:p>
+      <w:r>
+        <w:rPr>
+          <w:color w:val="000000"/>
+        </w:rPr>
+        <w:t>E explicou o motivo. Disse que fez isso para o próprio entendimento.</w:t>
+      </w:r>
+    </w:p>
+    <w:p>
+      <w:r>
+        <w:rPr>
+          <w:color w:val="000000"/>
+        </w:rPr>
+        <w:t>Contou também que tomou ayahuasca durante um ano e meio. E que maconha, só muito raramente.</w:t>
+      </w:r>
+    </w:p>
+    <w:p>
+      <w:r>
+        <w:rPr>
+          <w:color w:val="000000"/>
+        </w:rPr>
+        <w:t>Ney nunca escondeu nada disso. Para ele, aquelas experiências fizeram parte de uma busca pessoal.</w:t>
+      </w:r>
+    </w:p>
+    <w:p>
+      <w:r>
+        <w:rPr>
+          <w:color w:val="C00000"/>
+        </w:rPr>
+        <w:t>E, na mesma entrevista, ele disse uma frase sobre a própria morte que surpreendeu até quem já conhecia o jeito dele. Uma frase que mostra como aquele homem, que viu tantos amigos partirem, aprendeu a encarar o fim.</w:t>
+      </w:r>
+    </w:p>
+    <w:p>
+      <w:r>
+        <w:rPr>
+          <w:color w:val="000000"/>
+        </w:rPr>
+        <w:t>Ney disse que, no dia em que estiver morrendo, quer que coloquem na boca dele um ácido da melhor qualidade. E que o deixem partir.</w:t>
+      </w:r>
+    </w:p>
+    <w:p>
+      <w:r>
+        <w:rPr>
+          <w:color w:val="000000"/>
+        </w:rPr>
+        <w:t>E fez um pedido. Que ninguém tente mantê-lo vivo artificialmente.</w:t>
+      </w:r>
+    </w:p>
+    <w:p>
+      <w:r>
+        <w:rPr>
+          <w:color w:val="000000"/>
+        </w:rPr>
+        <w:t>Para quem viu Marco de Maria lutando numa cama montada dentro de casa, aquela frase ganha outro peso.</w:t>
+      </w:r>
+    </w:p>
+    <w:p>
+      <w:r>
+        <w:rPr>
+          <w:color w:val="000000"/>
+        </w:rPr>
+        <w:t>Ney aprendeu cedo demais como o fim pode ser.</w:t>
+      </w:r>
+    </w:p>
+    <w:p>
+      <w:r>
+        <w:rPr>
+          <w:color w:val="000000"/>
+        </w:rPr>
+        <w:t>E decidiu que, quando chegar a hora dele, ela vai ser do jeito que ele escolher.</w:t>
+      </w:r>
+    </w:p>
+    <w:p>
+      <w:r>
+        <w:rPr>
+          <w:color w:val="C00000"/>
+        </w:rPr>
+        <w:t>Enquanto isso, havia uma história inteira esperando para ser contada. Durante décadas, a vida de Ney Matogrosso tinha ficado espalhada em entrevistas e lembranças. E, em dois mil e vinte e um, um jornalista decidiu juntar todas as peças num livro.</w:t>
+      </w:r>
+    </w:p>
+    <w:p>
+      <w:r>
+        <w:rPr>
+          <w:color w:val="000000"/>
+        </w:rPr>
+        <w:t>O jornalista se chamava Julio Maria.</w:t>
+      </w:r>
+    </w:p>
+    <w:p>
+      <w:r>
+        <w:rPr>
+          <w:color w:val="000000"/>
+        </w:rPr>
+        <w:t>Ele mergulhou na vida de Ney. Conversou com o próprio cantor e com muita gente que conviveu com ele.</w:t>
+      </w:r>
+    </w:p>
+    <w:p>
+      <w:r>
+        <w:rPr>
+          <w:color w:val="000000"/>
+        </w:rPr>
+        <w:t>O resultado foi uma biografia que contou, em detalhes, muitas das histórias que você acabou de ouvir aqui. O pai militar e os anos de censura.</w:t>
+      </w:r>
+    </w:p>
+    <w:p>
+      <w:r>
+        <w:rPr>
+          <w:color w:val="000000"/>
+        </w:rPr>
+        <w:t>E aquele livro foi só o começo.</w:t>
+      </w:r>
+    </w:p>
+    <w:p>
+      <w:r>
+        <w:rPr>
+          <w:color w:val="C00000"/>
+        </w:rPr>
+        <w:t>Porque, poucos anos depois, a história do menino de Bela Vista ia sair das páginas e ganhar as telas do cinema. E o que aconteceu quando o Brasil viu aquele filme ninguém tinha previsto.</w:t>
+      </w:r>
+    </w:p>
+    <w:p>
+      <w:r>
+        <w:rPr>
+          <w:color w:val="000000"/>
+        </w:rPr>
+        <w:t>Primeiro de maio de dois mil e vinte e cinco. Nos cinemas do Brasil inteiro, estreou um filme com um nome que todo mundo conhecia.</w:t>
+      </w:r>
+    </w:p>
+    <w:p>
+      <w:r>
+        <w:rPr>
+          <w:color w:val="000000"/>
+        </w:rPr>
+        <w:t>Homem com H.</w:t>
+      </w:r>
+    </w:p>
+    <w:p>
+      <w:r>
+        <w:rPr>
+          <w:color w:val="000000"/>
+        </w:rPr>
+        <w:t>O mesmo nome da música que, em mil novecentos e oitenta e um, tinha virado hino na voz de Ney.</w:t>
+      </w:r>
+    </w:p>
+    <w:p>
+      <w:r>
+        <w:rPr>
+          <w:color w:val="000000"/>
+        </w:rPr>
+        <w:t>O filme foi dirigido por Esmir Filho. E, para viver Ney Matogrosso na tela, foi escolhido o ator Jesuíta Barbosa.</w:t>
+      </w:r>
+    </w:p>
+    <w:p>
+      <w:r>
+        <w:rPr>
+          <w:color w:val="C00000"/>
+        </w:rPr>
+        <w:t>E havia uma pessoa cuja reação o Brasil inteiro queria saber. Porque ali estava a vida dela. Contada na frente de milhões de desconhecidos.</w:t>
+      </w:r>
+    </w:p>
+    <w:p>
+      <w:r>
+        <w:rPr>
+          <w:color w:val="000000"/>
+        </w:rPr>
+        <w:t>Essa pessoa era o próprio Ney.</w:t>
+      </w:r>
+    </w:p>
+    <w:p>
+      <w:r>
+        <w:rPr>
+          <w:color w:val="000000"/>
+        </w:rPr>
+        <w:t>Ele viu o filme. E se emocionou.</w:t>
+      </w:r>
+    </w:p>
+    <w:p>
+      <w:r>
+        <w:rPr>
+          <w:color w:val="000000"/>
+        </w:rPr>
+        <w:t>Na tela, o Brasil viu o menino de Bela Vista apanhando do pai. E viu o homem que cuidou de Marco até o fim.</w:t>
+      </w:r>
+    </w:p>
+    <w:p>
+      <w:r>
+        <w:rPr>
+          <w:color w:val="000000"/>
+        </w:rPr>
+        <w:t>Muita gente que só conhecia o cantor descobriu ali o tamanho da dor que existia por trás da maquiagem.</w:t>
+      </w:r>
+    </w:p>
+    <w:p>
+      <w:r>
+        <w:rPr>
+          <w:color w:val="C00000"/>
+        </w:rPr>
+        <w:t>E o público respondeu de um jeito que surpreendeu o mercado. Para um filme brasileiro sobre um cantor de mais de oitenta anos, os números foram muito fortes.</w:t>
+      </w:r>
+    </w:p>
+    <w:p>
+      <w:r>
+        <w:rPr>
+          <w:color w:val="000000"/>
+        </w:rPr>
+        <w:t>Mais de seiscentas mil pessoas foram ao cinema ver Homem com H.</w:t>
+      </w:r>
+    </w:p>
+    <w:p>
+      <w:r>
+        <w:rPr>
+          <w:color w:val="000000"/>
+        </w:rPr>
+        <w:t>A bilheteria passou de treze milhões de reais.</w:t>
+      </w:r>
+    </w:p>
+    <w:p>
+      <w:r>
+        <w:rPr>
+          <w:color w:val="000000"/>
+        </w:rPr>
+        <w:t>E, no dia dezessete de junho, o filme chegou à Netflix. Em poucos dias, estava em primeiro lugar no Brasil.</w:t>
+      </w:r>
+    </w:p>
+    <w:p>
+      <w:r>
+        <w:rPr>
+          <w:color w:val="C00000"/>
+        </w:rPr>
+        <w:t>Mas o sucesso também trouxe polêmica. E ela veio de dois lados ao mesmo tempo. Um tinha a ver com a pressa. O outro, com o corpo de Ney.</w:t>
+      </w:r>
+    </w:p>
+    <w:p>
+      <w:r>
+        <w:rPr>
+          <w:color w:val="000000"/>
+        </w:rPr>
+        <w:t>A primeira crítica foi sobre a pressa. O filme ainda estava em cartaz nos cinemas quando foi para o streaming. Uma revista importante criticou a decisão.</w:t>
+      </w:r>
+    </w:p>
+    <w:p>
+      <w:r>
+        <w:rPr>
+          <w:color w:val="000000"/>
+        </w:rPr>
+        <w:t>E o próprio Ney admitiu que também esperava outra coisa. Contou que achava que o filme só iria para o streaming depois de chegar a um milhão de espectadores.</w:t>
+      </w:r>
+    </w:p>
+    <w:p>
+      <w:r>
+        <w:rPr>
+          <w:color w:val="000000"/>
+        </w:rPr>
+        <w:t>A segunda polêmica foi a nudez.</w:t>
+      </w:r>
+    </w:p>
+    <w:p>
+      <w:r>
+        <w:rPr>
+          <w:color w:val="000000"/>
+        </w:rPr>
+        <w:t>Houve quem reclamasse do excesso de cenas de nudez no filme.</w:t>
+      </w:r>
+    </w:p>
+    <w:p>
+      <w:r>
+        <w:rPr>
+          <w:color w:val="C00000"/>
+        </w:rPr>
+        <w:t>E a resposta de Ney foi curta e certeira. Com a mesma calma de quem passou a vida inteira ouvindo críticas sobre o próprio corpo.</w:t>
+      </w:r>
+    </w:p>
+    <w:p>
+      <w:r>
+        <w:rPr>
+          <w:color w:val="000000"/>
+        </w:rPr>
+        <w:t>Ele disse que aquilo tinha a ver com a época retratada.</w:t>
+      </w:r>
+    </w:p>
+    <w:p>
+      <w:r>
+        <w:rPr>
+          <w:color w:val="000000"/>
+        </w:rPr>
+        <w:t>Era a época em que ele dançava seminu em plena ditadura. Em que a televisão só aceitava exibir o cantor se o corpo dele não aparecesse.</w:t>
+      </w:r>
+    </w:p>
+    <w:p>
+      <w:r>
+        <w:rPr>
+          <w:color w:val="000000"/>
+        </w:rPr>
+        <w:t>Cinquenta anos depois, o corpo de Ney ainda incomodava.</w:t>
+      </w:r>
+    </w:p>
+    <w:p>
+      <w:r>
+        <w:rPr>
+          <w:color w:val="000000"/>
+        </w:rPr>
+        <w:t>Com o filme, Ney voltou a ser assunto em todo o país. Deu entrevistas e falou de novo sobre Cazuza e sobre Marco.</w:t>
+      </w:r>
+    </w:p>
+    <w:p>
+      <w:r>
+        <w:rPr>
+          <w:color w:val="000000"/>
+        </w:rPr>
+        <w:t>E uma geração inteira, que nem era nascida nos anos setenta, foi atrás das músicas dele.</w:t>
+      </w:r>
+    </w:p>
+    <w:p>
+      <w:r>
+        <w:rPr>
+          <w:color w:val="C00000"/>
+        </w:rPr>
+        <w:t>E, meses depois, chegou uma homenagem que nenhum artista recusa. Uma escola de samba do Rio de Janeiro decidiu contar a vida de Ney na avenida. Diante do Brasil inteiro, ao vivo, na televisão.</w:t>
+      </w:r>
+    </w:p>
+    <w:p>
+      <w:r>
+        <w:rPr>
+          <w:color w:val="000000"/>
+        </w:rPr>
+        <w:t>Era a Imperatriz Leopoldinense.</w:t>
+      </w:r>
+    </w:p>
+    <w:p>
+      <w:r>
+        <w:rPr>
+          <w:color w:val="000000"/>
+        </w:rPr>
+        <w:t>O enredo do Carnaval de dois mil e vinte e seis se chamava Camaleônico. Foi criado pelo carnavalesco Leandro Vieira.</w:t>
+      </w:r>
+    </w:p>
+    <w:p>
+      <w:r>
+        <w:rPr>
+          <w:color w:val="000000"/>
+        </w:rPr>
+        <w:t>Um nome perfeito para um homem que passou a vida mudando de pele. De figurino e de maquiagem.</w:t>
+      </w:r>
+    </w:p>
+    <w:p>
+      <w:r>
+        <w:rPr>
+          <w:color w:val="000000"/>
+        </w:rPr>
+        <w:t>Quinze de fevereiro de dois mil e vinte e seis.</w:t>
+      </w:r>
+    </w:p>
+    <w:p>
+      <w:r>
+        <w:rPr>
+          <w:color w:val="000000"/>
+        </w:rPr>
+        <w:t>Na Marquês de Sapucaí, a escola atravessou a avenida contando a história do menino de Bela Vista. E, no último carro, lá no alto, estava ele.</w:t>
+      </w:r>
+    </w:p>
+    <w:p>
+      <w:r>
+        <w:rPr>
+          <w:color w:val="000000"/>
+        </w:rPr>
+        <w:t>Ney Matogrosso, aos oitenta e quatro anos, desfilando pela primeira vez na Sapucaí como enredo de uma escola.</w:t>
+      </w:r>
+    </w:p>
+    <w:p>
+      <w:r>
+        <w:rPr>
+          <w:color w:val="000000"/>
+        </w:rPr>
+        <w:t>A Imperatriz terminou o Carnaval em quinto lugar.</w:t>
+      </w:r>
+    </w:p>
+    <w:p>
+      <w:r>
+        <w:rPr>
+          <w:color w:val="C00000"/>
+        </w:rPr>
+        <w:t>Quando o desfile acabou, os repórteres correram para perguntar o que ele tinha sentido lá em cima. E a resposta de Ney fez muita gente rir. Do jeito dele. Sem nenhum glamour.</w:t>
+      </w:r>
+    </w:p>
+    <w:p>
+      <w:r>
+        <w:rPr>
+          <w:color w:val="000000"/>
+        </w:rPr>
+        <w:t>Disse que tinha doído menos do que ele pensava.</w:t>
+      </w:r>
+    </w:p>
+    <w:p>
+      <w:r>
+        <w:rPr>
+          <w:color w:val="000000"/>
+        </w:rPr>
+        <w:t>O homem que enfrentou a censura e a perda de quase todos os amigos ainda encontrava humor para falar de si mesmo.</w:t>
+      </w:r>
+    </w:p>
+    <w:p>
+      <w:r>
+        <w:rPr>
+          <w:color w:val="000000"/>
+        </w:rPr>
+        <w:t>Naquele começo de dois mil e vinte e seis, a vida de Ney parecia em festa. Um filme que tinha conquistado o público. Uma escola de samba cantando a história dele.</w:t>
+      </w:r>
+    </w:p>
+    <w:p>
+      <w:r>
+        <w:rPr>
+          <w:color w:val="C00000"/>
+        </w:rPr>
+        <w:t>Mas, um mês depois do Carnaval, ele ia viver a perda mais longa de todas. A de uma mulher que esteve ao lado dele por mais de oitenta anos. A mulher que, no fim da vida, morava com ele.</w:t>
+      </w:r>
+    </w:p>
+    <w:p>
+      <w:r>
+        <w:rPr>
+          <w:color w:val="000000"/>
+        </w:rPr>
+        <w:t>Dezessete de março de dois mil e vinte e seis.</w:t>
+      </w:r>
+    </w:p>
+    <w:p>
+      <w:r>
+        <w:rPr>
+          <w:color w:val="000000"/>
+        </w:rPr>
+        <w:t>Ney Matogrosso publicou uma mensagem nas redes sociais. E o Brasil inteiro entendeu, logo nas primeiras palavras, que alguma coisa tinha acontecido.</w:t>
+      </w:r>
+    </w:p>
+    <w:p>
+      <w:r>
+        <w:rPr>
+          <w:color w:val="000000"/>
+        </w:rPr>
+        <w:t>Dona Beita tinha morrido.</w:t>
+      </w:r>
+    </w:p>
+    <w:p>
+      <w:r>
+        <w:rPr>
+          <w:color w:val="000000"/>
+        </w:rPr>
+        <w:t>Ela tinha cento e três anos.</w:t>
+      </w:r>
+    </w:p>
+    <w:p>
+      <w:r>
+        <w:rPr>
+          <w:color w:val="C00000"/>
+        </w:rPr>
+        <w:t>Lá atrás, no começo desta história, apareceu uma mulher numa casa simples de Bela Vista. Uma mãe casada com um militar que mandava em tudo. E que, mesmo assim, ia acompanhar aquele filho diferente durante a vida inteira.</w:t>
+      </w:r>
+    </w:p>
+    <w:p>
+      <w:r>
+        <w:rPr>
+          <w:color w:val="000000"/>
+        </w:rPr>
+        <w:t>E ela acompanhou mesmo. Até o fim.</w:t>
+      </w:r>
+    </w:p>
+    <w:p>
+      <w:r>
+        <w:rPr>
+          <w:color w:val="000000"/>
+        </w:rPr>
+        <w:t>Ela viu o filho apanhar do pai e sair de casa ainda rapaz. E viu esse mesmo filho, décadas depois, parar o Brasil com a voz e com o rosto pintado.</w:t>
+      </w:r>
+    </w:p>
+    <w:p>
+      <w:r>
+        <w:rPr>
+          <w:color w:val="000000"/>
+        </w:rPr>
+        <w:t>Nos últimos anos, dona Beita morava com Ney, no apartamento dele no Leblon, no Rio de Janeiro.</w:t>
+      </w:r>
+    </w:p>
+    <w:p>
+      <w:r>
+        <w:rPr>
+          <w:color w:val="000000"/>
+        </w:rPr>
+        <w:t>O menino que um dia saiu de casa fugindo do pai terminou cuidando da mãe dentro da própria casa.</w:t>
+      </w:r>
+    </w:p>
+    <w:p>
+      <w:r>
+        <w:rPr>
+          <w:color w:val="000000"/>
+        </w:rPr>
+        <w:t>Na mesma mensagem, Ney avisou que alguns shows poderiam ser remarcados. Até naquele momento, ele pensou no público que esperava por ele.</w:t>
+      </w:r>
+    </w:p>
+    <w:p>
+      <w:r>
+        <w:rPr>
+          <w:color w:val="C00000"/>
+        </w:rPr>
+        <w:t>E, poucos meses depois da maior perda daquele ano, chegaram duas notícias que pareciam escritas para fechar um ciclo. As duas em agosto. Com apenas três dias de diferença.</w:t>
+      </w:r>
+    </w:p>
+    <w:p>
+      <w:r>
+        <w:rPr>
+          <w:color w:val="000000"/>
+        </w:rPr>
+        <w:t>A primeira foi no dia primeiro de agosto de dois mil e vinte e seis.</w:t>
+      </w:r>
+    </w:p>
+    <w:p>
+      <w:r>
+        <w:rPr>
+          <w:color w:val="000000"/>
+        </w:rPr>
+        <w:t>Ney Matogrosso completou oitenta e cinco anos.</w:t>
+      </w:r>
+    </w:p>
+    <w:p>
+      <w:r>
+        <w:rPr>
+          <w:color w:val="000000"/>
+        </w:rPr>
+        <w:t>Artistas do Brasil inteiro mandaram homenagens. Gilberto Gil chamou o amigo de artista primoroso. E disse que Ney era a alegria em pessoa.</w:t>
+      </w:r>
+    </w:p>
+    <w:p>
+      <w:r>
+        <w:rPr>
+          <w:color w:val="000000"/>
+        </w:rPr>
+        <w:t>A segunda veio no dia quatro de agosto.</w:t>
+      </w:r>
+    </w:p>
+    <w:p>
+      <w:r>
+        <w:rPr>
+          <w:color w:val="000000"/>
+        </w:rPr>
+        <w:t>O filme Homem com H ganhou seis troféus no Grande Otelo, um dos prêmios mais importantes do cinema brasileiro. Um deles foi o de melhor ator, para Jesuíta Barbosa. O homem que tinha dado vida a Ney na tela.</w:t>
+      </w:r>
+    </w:p>
+    <w:p>
+      <w:r>
+        <w:rPr>
+          <w:color w:val="C00000"/>
+        </w:rPr>
+        <w:t>E, logo depois, veio uma polêmica que ninguém esperava. Com uma das mulheres mais famosas da televisão brasileira. E, dessa vez, o nome de Ney foi parar no meio da briga sem que ele tivesse dito uma palavra.</w:t>
+      </w:r>
+    </w:p>
+    <w:p>
+      <w:r>
+        <w:rPr>
+          <w:color w:val="000000"/>
+        </w:rPr>
+        <w:t>A mulher era Xuxa.</w:t>
+      </w:r>
+    </w:p>
+    <w:p>
+      <w:r>
+        <w:rPr>
+          <w:color w:val="000000"/>
+        </w:rPr>
+        <w:t>Num programa de domingo, ela usou Ney como exemplo. Disse que um homem pode mostrar o corpo sem ser criticado do jeito que ela era.</w:t>
+      </w:r>
+    </w:p>
+    <w:p>
+      <w:r>
+        <w:rPr>
+          <w:color w:val="000000"/>
+        </w:rPr>
+        <w:t>Ney não gostou. Numa entrevista a um grande jornal, disse que não gostou de ser usado como exemplo.</w:t>
+      </w:r>
+    </w:p>
+    <w:p>
+      <w:r>
+        <w:rPr>
+          <w:color w:val="000000"/>
+        </w:rPr>
+        <w:t>Até que os dois conversaram. Segundo Ney, Xuxa pediu desculpas e admitiu que falava demais. E ele encerrou o caso do jeito mais simples. Disse que nunca esteve em guerra com ela.</w:t>
+      </w:r>
+    </w:p>
+    <w:p>
+      <w:r>
+        <w:rPr>
+          <w:color w:val="C00000"/>
+        </w:rPr>
+        <w:t>Mas a notícia que mais preocupou os fãs chegou há poucos dias. Em outubro de dois mil e vinte e seis, Ney gravou um vídeo para as redes sociais. E contou que tinha passado por uma cirurgia.</w:t>
+      </w:r>
+    </w:p>
+    <w:p>
+      <w:r>
+        <w:rPr>
+          <w:color w:val="000000"/>
+        </w:rPr>
+        <w:t>Ele não revelou qual foi o procedimento.</w:t>
+      </w:r>
+    </w:p>
+    <w:p>
+      <w:r>
+        <w:rPr>
+          <w:color w:val="000000"/>
+        </w:rPr>
+        <w:t>E fez questão de tranquilizar o público. Disse que não era nada grave. Que era uma coisa demorada, que estava começando a se consertar.</w:t>
+      </w:r>
+    </w:p>
+    <w:p>
+      <w:r>
+        <w:rPr>
+          <w:color w:val="000000"/>
+        </w:rPr>
+        <w:t>O médico pediu que ele ficasse um mês longe dos palcos.</w:t>
+      </w:r>
+    </w:p>
+    <w:p>
+      <w:r>
+        <w:rPr>
+          <w:color w:val="000000"/>
+        </w:rPr>
+        <w:t>Um show em Tiradentes, em Minas Gerais, com os ingressos esgotados, foi transferido para o dia vinte e sete de fevereiro.</w:t>
+      </w:r>
+    </w:p>
+    <w:p>
+      <w:r>
+        <w:rPr>
+          <w:color w:val="000000"/>
+        </w:rPr>
+        <w:t>E quem acompanha Ney sabe que ele não pensa em parar. No começo do ano, ele já tinha avisado que ia diminuir o ritmo e fazer menos shows por mês. Mas deixou claro que não estava pendurando a chuteira.</w:t>
+      </w:r>
+    </w:p>
+    <w:p>
+      <w:r>
+        <w:rPr>
+          <w:color w:val="C00000"/>
+        </w:rPr>
+        <w:t>Porque, antes da cirurgia, ele já tinha anunciado o próximo passo. Uma turnê com um nome que resume tudo o que você viu neste vídeo. E que não é de despedida.</w:t>
+      </w:r>
+    </w:p>
+    <w:p>
+      <w:r>
+        <w:rPr>
+          <w:color w:val="000000"/>
+        </w:rPr>
+        <w:t>Oitenta e Cinco Anos de Ousadia.</w:t>
+      </w:r>
+    </w:p>
+    <w:p>
+      <w:r>
+        <w:rPr>
+          <w:color w:val="000000"/>
+        </w:rPr>
+        <w:t>A turnê começa em São Paulo, no dia trinta de janeiro de dois mil e vinte e sete. E termina num lugar que diz muito sobre o tamanho dele. O Maracanã, no dia dezoito de dezembro.</w:t>
+      </w:r>
+    </w:p>
+    <w:p>
+      <w:r>
+        <w:rPr>
+          <w:color w:val="000000"/>
+        </w:rPr>
+        <w:t>O mesmo endereço onde, em mil novecentos e setenta e quatro, um rapaz de rosto pintado parou um show no Maracanãzinho e fez a tropa recuar.</w:t>
+      </w:r>
+    </w:p>
+    <w:p>
+      <w:r>
+        <w:rPr>
+          <w:color w:val="000000"/>
+        </w:rPr>
+        <w:t>Cinquenta e três anos depois, aquele rapaz volta ao Maracanã. Dessa vez, sem nenhuma tropa na plateia.</w:t>
+      </w:r>
+    </w:p>
+    <w:p>
+      <w:r>
+        <w:rPr>
+          <w:color w:val="000000"/>
+        </w:rPr>
+        <w:t>Ao mesmo tempo, Ney prepara um disco com músicas de Angela Ro Ro, a amiga que morreu em dois mil e vinte e cinco.</w:t>
+      </w:r>
+    </w:p>
+    <w:p>
+      <w:r>
+        <w:rPr>
+          <w:color w:val="000000"/>
+        </w:rPr>
+        <w:t>Mais uma vez, ele vai cantar por alguém que partiu.</w:t>
+      </w:r>
+    </w:p>
+    <w:p>
+      <w:r>
+        <w:rPr>
+          <w:color w:val="C00000"/>
+        </w:rPr>
+        <w:t>No começo deste vídeo, ficou uma promessa. Um segredo que Ney Matogrosso guardou durante quase meio século. Agora todas as peças estão na mesa.</w:t>
+      </w:r>
+    </w:p>
+    <w:p>
+      <w:r>
+        <w:rPr>
+          <w:color w:val="000000"/>
+        </w:rPr>
+        <w:t>Por trás da maquiagem que parou o Brasil em mil novecentos e setenta e três, existia um menino que tinha pavor do próprio pai. E que, já rapaz, num hospital de Brasília, saiu à procura de um homem para matá-lo.</w:t>
+      </w:r>
+    </w:p>
+    <w:p>
+      <w:r>
+        <w:rPr>
+          <w:color w:val="000000"/>
+        </w:rPr>
+        <w:t>E existia um homem que montou uma cama dentro de casa para o amor da vida dele. E que, numa última noite, disse a ele que já podia descansar.</w:t>
+      </w:r>
+    </w:p>
+    <w:p>
+      <w:r>
+        <w:rPr>
+          <w:color w:val="1F4EB4"/>
+        </w:rPr>
+        <w:t>Durante décadas, o Brasil viu só o rosto pintado. Muitas dessas histórias só chegaram ao grande público por inteiro nos últimos anos, quando Ney já tinha chegado aos oitenta. Na biografia e nas entrevistas da época do filme.</w:t>
+      </w:r>
+    </w:p>
+    <w:p>
+      <w:r>
+        <w:rPr>
+          <w:color w:val="1F4EB4"/>
+        </w:rPr>
+        <w:t>Aquela maquiagem virou o lugar onde o menino com medo encontrou coragem.</w:t>
+      </w:r>
+    </w:p>
+    <w:p>
+      <w:r>
+        <w:rPr>
+          <w:color w:val="000000"/>
+        </w:rPr>
+        <w:t>Ele enfrentou a ditadura usando o próprio corpo. E chegou aos oitenta e cinco anos ainda subindo ao palco, depois de enterrar quase todos os amigos.</w:t>
+      </w:r>
+    </w:p>
+    <w:p>
+      <w:r>
+        <w:rPr>
+          <w:color w:val="000000"/>
+        </w:rPr>
+        <w:t>O militar que disse que filho dele não ia ser artista terminou a vida beijando aquele filho.</w:t>
+      </w:r>
+    </w:p>
+    <w:p>
+      <w:r>
+        <w:rPr>
+          <w:color w:val="000000"/>
+        </w:rPr>
+        <w:t>E a mãe que acompanhou o menino de Bela Vista viveu o bastante para ver o Brasil inteiro cantar o nome dele.</w:t>
+      </w:r>
+    </w:p>
+    <w:p>
+      <w:r>
+        <w:rPr>
+          <w:color w:val="000000"/>
+        </w:rPr>
+        <w:t>O menino que chorou dois dias com medo da morte aprendeu a olhar para ela de frente. Perdeu os amigos e perdeu os pais. E continuou cantando por cada um deles.</w:t>
+      </w:r>
+    </w:p>
+    <w:p>
+      <w:r>
+        <w:rPr>
+          <w:color w:val="000000"/>
+        </w:rPr>
+        <w:t>Ney Matogrosso nunca precisou levantar bandeira nenhuma.</w:t>
+      </w:r>
+    </w:p>
+    <w:p>
+      <w:r>
+        <w:rPr>
+          <w:color w:val="000000"/>
+        </w:rPr>
+        <w:t>Ele mesmo foi a bandeira.</w:t>
+      </w:r>
+    </w:p>
+    <w:p>
+      <w:r>
+        <w:rPr>
+          <w:color w:val="000000"/>
+        </w:rPr>
+        <w:t>E agora eu quero saber de você. Escreve aqui nos comentários qual é a música de Ney Matogrosso que marcou a sua vida.</w:t>
       </w:r>
     </w:p>
     <w:sectPr>
